--- a/Memoire_AFI-DOCS_COMPLET.docx
+++ b/Memoire_AFI-DOCS_COMPLET.docx
@@ -592,7 +592,6 @@
                     <w:t xml:space="preserve"> </w:t>
                   </w:r>
                   <w:proofErr w:type="spellStart"/>
-                  <w:proofErr w:type="gramStart"/>
                   <w:r>
                     <w:rPr>
                       <w:b/>
@@ -612,7 +611,6 @@
                     </w:rPr>
                     <w:t> :</w:t>
                   </w:r>
-                  <w:proofErr w:type="gramEnd"/>
                 </w:p>
                 <w:p>
                   <w:pPr>
@@ -831,17 +829,8 @@
           <w:rFonts w:eastAsia="Times New Roman"/>
           <w:lang w:eastAsia="fr-FR"/>
         </w:rPr>
-        <w:t xml:space="preserve">direction </w:t>
-      </w:r>
-      <w:proofErr w:type="gramStart"/>
-      <w:r>
-        <w:rPr>
-          <w:rFonts w:eastAsia="Times New Roman"/>
-          <w:lang w:eastAsia="fr-FR"/>
-        </w:rPr>
-        <w:t>de :</w:t>
-      </w:r>
-      <w:proofErr w:type="gramEnd"/>
+        <w:t>direction de :</w:t>
+      </w:r>
     </w:p>
     <w:p>
       <w:pPr>
@@ -1006,16 +995,15 @@
           <w:b/>
           <w:lang w:eastAsia="fr-FR"/>
         </w:rPr>
-        <w:t xml:space="preserve"> à AFI-</w:t>
-      </w:r>
-      <w:proofErr w:type="gramStart"/>
+        <w:t xml:space="preserve"> à AFI-L’UE</w:t>
+      </w:r>
       <w:r>
         <w:rPr>
           <w:rFonts w:eastAsia="Times New Roman"/>
           <w:b/>
           <w:lang w:eastAsia="fr-FR"/>
         </w:rPr>
-        <w:t>L’UE</w:t>
+        <w:t>,</w:t>
       </w:r>
       <w:r>
         <w:rPr>
@@ -1023,7 +1011,7 @@
           <w:b/>
           <w:lang w:eastAsia="fr-FR"/>
         </w:rPr>
-        <w:t>,</w:t>
+        <w:t xml:space="preserve">  </w:t>
       </w:r>
       <w:r>
         <w:rPr>
@@ -1031,24 +1019,7 @@
           <w:b/>
           <w:lang w:eastAsia="fr-FR"/>
         </w:rPr>
-        <w:t xml:space="preserve">  </w:t>
-      </w:r>
-      <w:r>
-        <w:rPr>
-          <w:rFonts w:eastAsia="Times New Roman"/>
-          <w:b/>
-          <w:lang w:eastAsia="fr-FR"/>
-        </w:rPr>
-        <w:t>Co</w:t>
-      </w:r>
-      <w:proofErr w:type="gramEnd"/>
-      <w:r>
-        <w:rPr>
-          <w:rFonts w:eastAsia="Times New Roman"/>
-          <w:b/>
-          <w:lang w:eastAsia="fr-FR"/>
-        </w:rPr>
-        <w:t>-</w:t>
+        <w:t>Co-</w:t>
       </w:r>
       <w:proofErr w:type="spellStart"/>
       <w:r>
@@ -1570,15 +1541,7 @@
       </w:r>
       <w:proofErr w:type="spellEnd"/>
       <w:r>
-        <w:t xml:space="preserve">. Merci </w:t>
-      </w:r>
-      <w:proofErr w:type="gramStart"/>
-      <w:r>
-        <w:t>pour</w:t>
-      </w:r>
-      <w:proofErr w:type="gramEnd"/>
-      <w:r>
-        <w:t xml:space="preserve"> </w:t>
+        <w:t xml:space="preserve">. Merci pour </w:t>
       </w:r>
       <w:proofErr w:type="spellStart"/>
       <w:r>
@@ -1925,15 +1888,7 @@
       </w:pPr>
       <w:r>
         <w:br/>
-        <w:t xml:space="preserve">À ma famille, je dis un immense </w:t>
-      </w:r>
-      <w:proofErr w:type="gramStart"/>
-      <w:r>
-        <w:t>merci :</w:t>
-      </w:r>
-      <w:proofErr w:type="gramEnd"/>
-      <w:r>
-        <w:t xml:space="preserve"> À la famille </w:t>
+        <w:t xml:space="preserve">À ma famille, je dis un immense merci : À la famille </w:t>
       </w:r>
       <w:r>
         <w:t>DOUNGOUS</w:t>
@@ -2326,7 +2281,139 @@
         <w:rPr>
           <w:color w:val="000000"/>
         </w:rPr>
-        <w:t xml:space="preserve">La diffusion des ressources pédagogiques au sein des établissements d’enseignement supérieur repose encore fréquemment sur des canaux informels — groupes de messagerie instantanée, échanges de fichiers, courriels — qui entraînent la dispersion des documents, la perte d’information et un accès inégal au savoir. Ce mémoire porte sur la conception et la réalisation d’AFI-DOCS, une plateforme web et mobile destinée à </w:t>
+        <w:t xml:space="preserve">La diffusion des ressources pédagogiques au sein des établissements d’enseignement supérieur repose encore fréquemment sur des </w:t>
+      </w:r>
+      <w:proofErr w:type="spellStart"/>
+      <w:r>
+        <w:rPr>
+          <w:color w:val="000000"/>
+        </w:rPr>
+        <w:t>canaux</w:t>
+      </w:r>
+      <w:proofErr w:type="spellEnd"/>
+      <w:r>
+        <w:rPr>
+          <w:color w:val="000000"/>
+        </w:rPr>
+        <w:t xml:space="preserve"> </w:t>
+      </w:r>
+      <w:proofErr w:type="spellStart"/>
+      <w:r>
+        <w:rPr>
+          <w:color w:val="000000"/>
+        </w:rPr>
+        <w:t>informels</w:t>
+      </w:r>
+      <w:proofErr w:type="spellEnd"/>
+      <w:r>
+        <w:rPr>
+          <w:color w:val="000000"/>
+        </w:rPr>
+        <w:t xml:space="preserve"> (</w:t>
+      </w:r>
+      <w:proofErr w:type="spellStart"/>
+      <w:r>
+        <w:rPr>
+          <w:color w:val="000000"/>
+        </w:rPr>
+        <w:t>groupes</w:t>
+      </w:r>
+      <w:proofErr w:type="spellEnd"/>
+      <w:r>
+        <w:rPr>
+          <w:color w:val="000000"/>
+        </w:rPr>
+        <w:t xml:space="preserve"> de </w:t>
+      </w:r>
+      <w:proofErr w:type="spellStart"/>
+      <w:r>
+        <w:rPr>
+          <w:color w:val="000000"/>
+        </w:rPr>
+        <w:t>messagerie</w:t>
+      </w:r>
+      <w:proofErr w:type="spellEnd"/>
+      <w:r>
+        <w:rPr>
+          <w:color w:val="000000"/>
+        </w:rPr>
+        <w:t xml:space="preserve"> </w:t>
+      </w:r>
+      <w:proofErr w:type="spellStart"/>
+      <w:r>
+        <w:rPr>
+          <w:color w:val="000000"/>
+        </w:rPr>
+        <w:t>instantanée</w:t>
+      </w:r>
+      <w:proofErr w:type="spellEnd"/>
+      <w:r>
+        <w:rPr>
+          <w:color w:val="000000"/>
+        </w:rPr>
+        <w:t xml:space="preserve">, </w:t>
+      </w:r>
+      <w:proofErr w:type="spellStart"/>
+      <w:r>
+        <w:rPr>
+          <w:color w:val="000000"/>
+        </w:rPr>
+        <w:t>échanges</w:t>
+      </w:r>
+      <w:proofErr w:type="spellEnd"/>
+      <w:r>
+        <w:rPr>
+          <w:color w:val="000000"/>
+        </w:rPr>
+        <w:t xml:space="preserve"> de </w:t>
+      </w:r>
+      <w:proofErr w:type="spellStart"/>
+      <w:r>
+        <w:rPr>
+          <w:color w:val="000000"/>
+        </w:rPr>
+        <w:t>fichiers</w:t>
+      </w:r>
+      <w:proofErr w:type="spellEnd"/>
+      <w:r>
+        <w:rPr>
+          <w:color w:val="000000"/>
+        </w:rPr>
+        <w:t xml:space="preserve">, </w:t>
+      </w:r>
+      <w:proofErr w:type="spellStart"/>
+      <w:r>
+        <w:rPr>
+          <w:color w:val="000000"/>
+        </w:rPr>
+        <w:t>courriels</w:t>
+      </w:r>
+      <w:proofErr w:type="spellEnd"/>
+      <w:r>
+        <w:rPr>
+          <w:color w:val="000000"/>
+        </w:rPr>
+        <w:t xml:space="preserve">) </w:t>
+      </w:r>
+      <w:r>
+        <w:rPr>
+          <w:color w:val="000000"/>
+        </w:rPr>
+        <w:t xml:space="preserve">qui </w:t>
+      </w:r>
+      <w:proofErr w:type="spellStart"/>
+      <w:r>
+        <w:rPr>
+          <w:color w:val="000000"/>
+        </w:rPr>
+        <w:t>entraînent</w:t>
+      </w:r>
+      <w:proofErr w:type="spellEnd"/>
+      <w:r>
+        <w:rPr>
+          <w:color w:val="000000"/>
+        </w:rPr>
+        <w:t xml:space="preserve"> la dispersion des documents, la perte d’information et un accès inégal au savoir. Ce mémoire porte sur la conception et la réalisation d’AFI-DOCS, une plateforme web et mobile destinée à </w:t>
       </w:r>
       <w:r>
         <w:rPr>
@@ -2365,7 +2452,205 @@
         <w:rPr>
           <w:color w:val="000000"/>
         </w:rPr>
-        <w:t>La démarche associe une revue conceptuelle et critique (systèmes de gestion de l’apprentissage, plateformes collaboratives, architectures REST, approche offline-first), une modélisation UML, un développement itératif selon la méthode Agile Scrum, une enquête par questionnaire auprès de la communauté AFI (six réponses) et une campagne de tests fonctionnels sur la plateforme déployée. Les résultats montrent qu’AFI-DOCS répond aux défaillances identifiées : centralisation pérenne, classification hiérarchique (filière, niveau, matière, semestre, année), accès restreint et pertinent selon la filière et le niveau, et disponibilité hors connexion. Des fonctionnalités additionnelles — sécurité renforcée, notifications, espaces d’échange, évaluation des enseignants — renforcent cette finalité sans s’y substituer.</w:t>
+        <w:t xml:space="preserve">La démarche associe une revue conceptuelle et critique (systèmes de gestion de l’apprentissage, plateformes collaboratives, architectures REST, approche offline-first), une modélisation UML, un développement itératif selon la méthode Agile Scrum, une enquête par questionnaire auprès de la </w:t>
+      </w:r>
+      <w:proofErr w:type="spellStart"/>
+      <w:r>
+        <w:rPr>
+          <w:color w:val="000000"/>
+        </w:rPr>
+        <w:t>communauté</w:t>
+      </w:r>
+      <w:proofErr w:type="spellEnd"/>
+      <w:r>
+        <w:rPr>
+          <w:color w:val="000000"/>
+        </w:rPr>
+        <w:t xml:space="preserve"> AFI et </w:t>
+      </w:r>
+      <w:proofErr w:type="spellStart"/>
+      <w:r>
+        <w:rPr>
+          <w:color w:val="000000"/>
+        </w:rPr>
+        <w:t>une</w:t>
+      </w:r>
+      <w:proofErr w:type="spellEnd"/>
+      <w:r>
+        <w:rPr>
+          <w:color w:val="000000"/>
+        </w:rPr>
+        <w:t xml:space="preserve"> </w:t>
+      </w:r>
+      <w:proofErr w:type="spellStart"/>
+      <w:r>
+        <w:rPr>
+          <w:color w:val="000000"/>
+        </w:rPr>
+        <w:t>campagne</w:t>
+      </w:r>
+      <w:proofErr w:type="spellEnd"/>
+      <w:r>
+        <w:rPr>
+          <w:color w:val="000000"/>
+        </w:rPr>
+        <w:t xml:space="preserve"> de tests fonctionnels sur la plateforme déployée. Les résultats montrent qu’AFI-DOCS répond aux défaillances identifiées : centralisation pérenne, classification hiérarchique (filière, niveau, matière, semestre, année), accès restreint et pertinent selon la filière et le niveau, et disponibilité hors connexion. Des </w:t>
+      </w:r>
+      <w:proofErr w:type="spellStart"/>
+      <w:r>
+        <w:rPr>
+          <w:color w:val="000000"/>
+        </w:rPr>
+        <w:t>fonctionnalités</w:t>
+      </w:r>
+      <w:proofErr w:type="spellEnd"/>
+      <w:r>
+        <w:rPr>
+          <w:color w:val="000000"/>
+        </w:rPr>
+        <w:t xml:space="preserve"> </w:t>
+      </w:r>
+      <w:proofErr w:type="spellStart"/>
+      <w:r>
+        <w:rPr>
+          <w:color w:val="000000"/>
+        </w:rPr>
+        <w:t>additionnelles</w:t>
+      </w:r>
+      <w:proofErr w:type="spellEnd"/>
+      <w:r>
+        <w:rPr>
+          <w:color w:val="000000"/>
+        </w:rPr>
+        <w:t xml:space="preserve"> </w:t>
+      </w:r>
+      <w:proofErr w:type="spellStart"/>
+      <w:r>
+        <w:rPr>
+          <w:color w:val="000000"/>
+        </w:rPr>
+        <w:t>telles</w:t>
+      </w:r>
+      <w:proofErr w:type="spellEnd"/>
+      <w:r>
+        <w:rPr>
+          <w:color w:val="000000"/>
+        </w:rPr>
+        <w:t xml:space="preserve"> </w:t>
+      </w:r>
+      <w:proofErr w:type="spellStart"/>
+      <w:r>
+        <w:rPr>
+          <w:color w:val="000000"/>
+        </w:rPr>
+        <w:t>que</w:t>
+      </w:r>
+      <w:proofErr w:type="spellEnd"/>
+      <w:r>
+        <w:rPr>
+          <w:color w:val="000000"/>
+        </w:rPr>
+        <w:t>: la</w:t>
+      </w:r>
+      <w:r>
+        <w:rPr>
+          <w:color w:val="000000"/>
+        </w:rPr>
+        <w:t xml:space="preserve"> sécurité </w:t>
+      </w:r>
+      <w:proofErr w:type="spellStart"/>
+      <w:r>
+        <w:rPr>
+          <w:color w:val="000000"/>
+        </w:rPr>
+        <w:t>renforcée</w:t>
+      </w:r>
+      <w:proofErr w:type="spellEnd"/>
+      <w:r>
+        <w:rPr>
+          <w:color w:val="000000"/>
+        </w:rPr>
+        <w:t xml:space="preserve">, </w:t>
+      </w:r>
+      <w:r>
+        <w:rPr>
+          <w:color w:val="000000"/>
+        </w:rPr>
+        <w:t xml:space="preserve">les </w:t>
+      </w:r>
+      <w:r>
+        <w:rPr>
+          <w:color w:val="000000"/>
+        </w:rPr>
+        <w:t xml:space="preserve">notifications, </w:t>
+      </w:r>
+      <w:r>
+        <w:rPr>
+          <w:color w:val="000000"/>
+        </w:rPr>
+        <w:t xml:space="preserve">Des </w:t>
+      </w:r>
+      <w:proofErr w:type="spellStart"/>
+      <w:r>
+        <w:rPr>
+          <w:color w:val="000000"/>
+        </w:rPr>
+        <w:t>espaces</w:t>
+      </w:r>
+      <w:proofErr w:type="spellEnd"/>
+      <w:r>
+        <w:rPr>
+          <w:color w:val="000000"/>
+        </w:rPr>
+        <w:t xml:space="preserve"> </w:t>
+      </w:r>
+      <w:proofErr w:type="spellStart"/>
+      <w:r>
+        <w:rPr>
+          <w:color w:val="000000"/>
+        </w:rPr>
+        <w:t>d’échange</w:t>
+      </w:r>
+      <w:proofErr w:type="spellEnd"/>
+      <w:r>
+        <w:rPr>
+          <w:color w:val="000000"/>
+        </w:rPr>
+        <w:t xml:space="preserve">, </w:t>
+      </w:r>
+      <w:proofErr w:type="spellStart"/>
+      <w:r>
+        <w:rPr>
+          <w:color w:val="000000"/>
+        </w:rPr>
+        <w:t>l’</w:t>
+      </w:r>
+      <w:r>
+        <w:rPr>
+          <w:color w:val="000000"/>
+        </w:rPr>
+        <w:t>évaluation</w:t>
+      </w:r>
+      <w:proofErr w:type="spellEnd"/>
+      <w:r>
+        <w:rPr>
+          <w:color w:val="000000"/>
+        </w:rPr>
+        <w:t xml:space="preserve"> des </w:t>
+      </w:r>
+      <w:proofErr w:type="spellStart"/>
+      <w:r>
+        <w:rPr>
+          <w:color w:val="000000"/>
+        </w:rPr>
+        <w:t>enseignants</w:t>
+      </w:r>
+      <w:proofErr w:type="spellEnd"/>
+      <w:r>
+        <w:rPr>
+          <w:color w:val="000000"/>
+        </w:rPr>
+        <w:t xml:space="preserve">. </w:t>
       </w:r>
     </w:p>
     <w:p>

--- a/Memoire_AFI-DOCS_COMPLET.docx
+++ b/Memoire_AFI-DOCS_COMPLET.docx
@@ -592,6 +592,7 @@
                     <w:t xml:space="preserve"> </w:t>
                   </w:r>
                   <w:proofErr w:type="spellStart"/>
+                  <w:proofErr w:type="gramStart"/>
                   <w:r>
                     <w:rPr>
                       <w:b/>
@@ -611,6 +612,7 @@
                     </w:rPr>
                     <w:t> :</w:t>
                   </w:r>
+                  <w:proofErr w:type="gramEnd"/>
                 </w:p>
                 <w:p>
                   <w:pPr>
@@ -829,8 +831,17 @@
           <w:rFonts w:eastAsia="Times New Roman"/>
           <w:lang w:eastAsia="fr-FR"/>
         </w:rPr>
-        <w:t>direction de :</w:t>
-      </w:r>
+        <w:t xml:space="preserve">direction </w:t>
+      </w:r>
+      <w:proofErr w:type="gramStart"/>
+      <w:r>
+        <w:rPr>
+          <w:rFonts w:eastAsia="Times New Roman"/>
+          <w:lang w:eastAsia="fr-FR"/>
+        </w:rPr>
+        <w:t>de :</w:t>
+      </w:r>
+      <w:proofErr w:type="gramEnd"/>
     </w:p>
     <w:p>
       <w:pPr>
@@ -995,14 +1006,23 @@
           <w:b/>
           <w:lang w:eastAsia="fr-FR"/>
         </w:rPr>
-        <w:t xml:space="preserve"> à AFI-L’UE</w:t>
-      </w:r>
+        <w:t xml:space="preserve"> à AFI-</w:t>
+      </w:r>
+      <w:proofErr w:type="gramStart"/>
       <w:r>
         <w:rPr>
           <w:rFonts w:eastAsia="Times New Roman"/>
           <w:b/>
           <w:lang w:eastAsia="fr-FR"/>
         </w:rPr>
+        <w:t>L’UE</w:t>
+      </w:r>
+      <w:r>
+        <w:rPr>
+          <w:rFonts w:eastAsia="Times New Roman"/>
+          <w:b/>
+          <w:lang w:eastAsia="fr-FR"/>
+        </w:rPr>
         <w:t>,</w:t>
       </w:r>
       <w:r>
@@ -1019,7 +1039,16 @@
           <w:b/>
           <w:lang w:eastAsia="fr-FR"/>
         </w:rPr>
-        <w:t>Co-</w:t>
+        <w:t>Co</w:t>
+      </w:r>
+      <w:proofErr w:type="gramEnd"/>
+      <w:r>
+        <w:rPr>
+          <w:rFonts w:eastAsia="Times New Roman"/>
+          <w:b/>
+          <w:lang w:eastAsia="fr-FR"/>
+        </w:rPr>
+        <w:t>-</w:t>
       </w:r>
       <w:proofErr w:type="spellStart"/>
       <w:r>
@@ -1541,7 +1570,15 @@
       </w:r>
       <w:proofErr w:type="spellEnd"/>
       <w:r>
-        <w:t xml:space="preserve">. Merci pour </w:t>
+        <w:t xml:space="preserve">. Merci </w:t>
+      </w:r>
+      <w:proofErr w:type="gramStart"/>
+      <w:r>
+        <w:t>pour</w:t>
+      </w:r>
+      <w:proofErr w:type="gramEnd"/>
+      <w:r>
+        <w:t xml:space="preserve"> </w:t>
       </w:r>
       <w:proofErr w:type="spellStart"/>
       <w:r>
@@ -1888,7 +1925,15 @@
       </w:pPr>
       <w:r>
         <w:br/>
-        <w:t xml:space="preserve">À ma famille, je dis un immense merci : À la famille </w:t>
+        <w:t xml:space="preserve">À ma famille, je dis un immense </w:t>
+      </w:r>
+      <w:proofErr w:type="gramStart"/>
+      <w:r>
+        <w:t>merci :</w:t>
+      </w:r>
+      <w:proofErr w:type="gramEnd"/>
+      <w:r>
+        <w:t xml:space="preserve"> À la famille </w:t>
       </w:r>
       <w:r>
         <w:t>DOUNGOUS</w:t>
@@ -2664,8 +2709,17 @@
           <w:b/>
           <w:color w:val="000000"/>
         </w:rPr>
-        <w:t>Mots-clés :</w:t>
-      </w:r>
+        <w:t>Mots-</w:t>
+      </w:r>
+      <w:proofErr w:type="gramStart"/>
+      <w:r>
+        <w:rPr>
+          <w:b/>
+          <w:color w:val="000000"/>
+        </w:rPr>
+        <w:t>clés :</w:t>
+      </w:r>
+      <w:proofErr w:type="gramEnd"/>
       <w:r>
         <w:rPr>
           <w:color w:val="000000"/>
@@ -2692,74 +2746,639 @@
     </w:p>
     <w:p>
       <w:pPr>
-        <w:pStyle w:val="FirstParagraph"/>
-        <w:spacing w:after="120" w:line="360" w:lineRule="auto"/>
-        <w:jc w:val="both"/>
-      </w:pPr>
-      <w:r>
-        <w:rPr>
-          <w:color w:val="000000"/>
-        </w:rPr>
-        <w:t xml:space="preserve">In higher education institutions, the distribution of learning resources still frequently relies on informal channels — instant-messaging groups, file exchanges, e-mails — leading to scattered documents, information loss and unequal access to knowledge. This dissertation addresses the design and development of AFI-DOCS, a web and mobile platform intended to </w:t>
-      </w:r>
-      <w:r>
-        <w:rPr>
-          <w:b/>
-          <w:color w:val="000000"/>
-        </w:rPr>
-        <w:t>centralise, organise and distribute</w:t>
-      </w:r>
-      <w:r>
-        <w:rPr>
-          <w:color w:val="000000"/>
-        </w:rPr>
-        <w:t xml:space="preserve"> the learning resources of AFI — L’Université de l’Entreprise in a structured way, with </w:t>
-      </w:r>
-      <w:r>
-        <w:rPr>
-          <w:b/>
-          <w:color w:val="000000"/>
-        </w:rPr>
-        <w:t>offline</w:t>
-      </w:r>
-      <w:r>
-        <w:rPr>
-          <w:color w:val="000000"/>
-        </w:rPr>
-        <w:t xml:space="preserve"> consultation available on the mobile application.</w:t>
-      </w:r>
-    </w:p>
-    <w:p>
-      <w:pPr>
-        <w:pStyle w:val="Corpsdetexte"/>
-        <w:spacing w:after="120" w:line="360" w:lineRule="auto"/>
-        <w:jc w:val="both"/>
-      </w:pPr>
-      <w:r>
-        <w:rPr>
-          <w:color w:val="000000"/>
-        </w:rPr>
-        <w:t>The approach combines a conceptual and critical review (learning management systems, collaborative platforms, REST architectures, the offline-first approach), UML modelling, iterative development following the Agile Scrum method, a questionnaire survey of the AFI community (six responses) and a functional testing campaign on the deployed platform. The results show that AFI-DOCS addresses the identified shortcomings: durable centralisation, hierarchical classification (programme, level, subject, semester, academic year), restricted and relevant access by programme and level, and offline availability. Additional features — strengthened security, notifications, discussion spaces, teacher evaluation — reinforce this purpose without replacing it.</w:t>
-      </w:r>
-    </w:p>
-    <w:p>
-      <w:pPr>
-        <w:pStyle w:val="Corpsdetexte"/>
-        <w:spacing w:after="120" w:line="360" w:lineRule="auto"/>
-        <w:jc w:val="both"/>
-      </w:pPr>
-      <w:r>
-        <w:rPr>
-          <w:b/>
-          <w:color w:val="000000"/>
+        <w:pStyle w:val="font-claude-response-body"/>
+        <w:spacing w:line="360" w:lineRule="auto"/>
+        <w:jc w:val="both"/>
+      </w:pPr>
+      <w:bookmarkStart w:id="6" w:name="X7ee176fb2a7ac3e247252fa1744115e47f03c6b"/>
+      <w:r>
+        <w:t xml:space="preserve">In </w:t>
+      </w:r>
+      <w:proofErr w:type="spellStart"/>
+      <w:r>
+        <w:t>higher</w:t>
+      </w:r>
+      <w:proofErr w:type="spellEnd"/>
+      <w:r>
+        <w:t xml:space="preserve"> </w:t>
+      </w:r>
+      <w:proofErr w:type="spellStart"/>
+      <w:r>
+        <w:t>education</w:t>
+      </w:r>
+      <w:proofErr w:type="spellEnd"/>
+      <w:r>
+        <w:t xml:space="preserve"> institutions, the distribution of </w:t>
+      </w:r>
+      <w:proofErr w:type="spellStart"/>
+      <w:r>
+        <w:t>learning</w:t>
+      </w:r>
+      <w:proofErr w:type="spellEnd"/>
+      <w:r>
+        <w:t xml:space="preserve"> </w:t>
+      </w:r>
+      <w:proofErr w:type="spellStart"/>
+      <w:r>
+        <w:t>resources</w:t>
+      </w:r>
+      <w:proofErr w:type="spellEnd"/>
+      <w:r>
+        <w:t xml:space="preserve"> </w:t>
+      </w:r>
+      <w:proofErr w:type="spellStart"/>
+      <w:r>
+        <w:t>still</w:t>
+      </w:r>
+      <w:proofErr w:type="spellEnd"/>
+      <w:r>
+        <w:t xml:space="preserve"> </w:t>
+      </w:r>
+      <w:proofErr w:type="spellStart"/>
+      <w:r>
+        <w:t>frequently</w:t>
+      </w:r>
+      <w:proofErr w:type="spellEnd"/>
+      <w:r>
+        <w:t xml:space="preserve"> relies on </w:t>
+      </w:r>
+      <w:proofErr w:type="spellStart"/>
+      <w:r>
+        <w:t>informal</w:t>
+      </w:r>
+      <w:proofErr w:type="spellEnd"/>
+      <w:r>
+        <w:t xml:space="preserve"> channels (instant-messaging groups, file exchanges, </w:t>
+      </w:r>
+      <w:proofErr w:type="gramStart"/>
+      <w:r>
+        <w:t>e-mails</w:t>
+      </w:r>
+      <w:proofErr w:type="gramEnd"/>
+      <w:r>
+        <w:t xml:space="preserve">), </w:t>
+      </w:r>
+      <w:proofErr w:type="spellStart"/>
+      <w:r>
+        <w:t>which</w:t>
+      </w:r>
+      <w:proofErr w:type="spellEnd"/>
+      <w:r>
+        <w:t xml:space="preserve"> lead to </w:t>
+      </w:r>
+      <w:proofErr w:type="spellStart"/>
+      <w:r>
+        <w:t>scattered</w:t>
+      </w:r>
+      <w:proofErr w:type="spellEnd"/>
+      <w:r>
+        <w:t xml:space="preserve"> documents, information </w:t>
+      </w:r>
+      <w:proofErr w:type="spellStart"/>
+      <w:r>
+        <w:t>loss</w:t>
+      </w:r>
+      <w:proofErr w:type="spellEnd"/>
+      <w:r>
+        <w:t xml:space="preserve"> and </w:t>
+      </w:r>
+      <w:proofErr w:type="spellStart"/>
+      <w:r>
+        <w:t>unequal</w:t>
+      </w:r>
+      <w:proofErr w:type="spellEnd"/>
+      <w:r>
+        <w:t xml:space="preserve"> </w:t>
+      </w:r>
+      <w:proofErr w:type="spellStart"/>
+      <w:r>
+        <w:t>access</w:t>
+      </w:r>
+      <w:proofErr w:type="spellEnd"/>
+      <w:r>
+        <w:t xml:space="preserve"> to </w:t>
+      </w:r>
+      <w:proofErr w:type="spellStart"/>
+      <w:r>
+        <w:t>knowledge</w:t>
+      </w:r>
+      <w:proofErr w:type="spellEnd"/>
+      <w:r>
+        <w:t xml:space="preserve">. This dissertation </w:t>
+      </w:r>
+      <w:proofErr w:type="spellStart"/>
+      <w:r>
+        <w:t>focuses</w:t>
+      </w:r>
+      <w:proofErr w:type="spellEnd"/>
+      <w:r>
+        <w:t xml:space="preserve"> on the design and </w:t>
+      </w:r>
+      <w:proofErr w:type="spellStart"/>
+      <w:r>
+        <w:t>development</w:t>
+      </w:r>
+      <w:proofErr w:type="spellEnd"/>
+      <w:r>
+        <w:t xml:space="preserve"> of AFI-DOCS, a web and mobile platform </w:t>
+      </w:r>
+      <w:proofErr w:type="spellStart"/>
+      <w:r>
+        <w:t>intended</w:t>
+      </w:r>
+      <w:proofErr w:type="spellEnd"/>
+      <w:r>
+        <w:t xml:space="preserve"> to centralise, organise and </w:t>
+      </w:r>
+      <w:proofErr w:type="spellStart"/>
+      <w:r>
+        <w:t>distribute</w:t>
+      </w:r>
+      <w:proofErr w:type="spellEnd"/>
+      <w:r>
+        <w:t xml:space="preserve"> in a </w:t>
+      </w:r>
+      <w:proofErr w:type="spellStart"/>
+      <w:r>
+        <w:t>structured</w:t>
+      </w:r>
+      <w:proofErr w:type="spellEnd"/>
+      <w:r>
+        <w:t xml:space="preserve"> </w:t>
+      </w:r>
+      <w:proofErr w:type="spellStart"/>
+      <w:r>
+        <w:t>way</w:t>
+      </w:r>
+      <w:proofErr w:type="spellEnd"/>
+      <w:r>
+        <w:t xml:space="preserve"> the </w:t>
+      </w:r>
+      <w:proofErr w:type="spellStart"/>
+      <w:r>
+        <w:t>learning</w:t>
+      </w:r>
+      <w:proofErr w:type="spellEnd"/>
+      <w:r>
+        <w:t xml:space="preserve"> </w:t>
+      </w:r>
+      <w:proofErr w:type="spellStart"/>
+      <w:r>
+        <w:t>resources</w:t>
+      </w:r>
+      <w:proofErr w:type="spellEnd"/>
+      <w:r>
+        <w:t xml:space="preserve"> of AFI — L'Université de l'Entreprise, </w:t>
+      </w:r>
+      <w:proofErr w:type="spellStart"/>
+      <w:r>
+        <w:t>with</w:t>
+      </w:r>
+      <w:proofErr w:type="spellEnd"/>
+      <w:r>
+        <w:t xml:space="preserve"> offline consultation </w:t>
+      </w:r>
+      <w:proofErr w:type="spellStart"/>
+      <w:r>
+        <w:t>available</w:t>
+      </w:r>
+      <w:proofErr w:type="spellEnd"/>
+      <w:r>
+        <w:t xml:space="preserve"> on the mobile application.</w:t>
+      </w:r>
+    </w:p>
+    <w:p>
+      <w:pPr>
+        <w:pStyle w:val="font-claude-response-body"/>
+        <w:spacing w:line="360" w:lineRule="auto"/>
+        <w:jc w:val="both"/>
+      </w:pPr>
+      <w:r>
+        <w:t xml:space="preserve">The </w:t>
+      </w:r>
+      <w:proofErr w:type="spellStart"/>
+      <w:r>
+        <w:t>approach</w:t>
+      </w:r>
+      <w:proofErr w:type="spellEnd"/>
+      <w:r>
+        <w:t xml:space="preserve"> combines a </w:t>
+      </w:r>
+      <w:proofErr w:type="spellStart"/>
+      <w:r>
+        <w:t>conceptual</w:t>
+      </w:r>
+      <w:proofErr w:type="spellEnd"/>
+      <w:r>
+        <w:t xml:space="preserve"> and </w:t>
+      </w:r>
+      <w:proofErr w:type="spellStart"/>
+      <w:r>
+        <w:t>critical</w:t>
+      </w:r>
+      <w:proofErr w:type="spellEnd"/>
+      <w:r>
+        <w:t xml:space="preserve"> </w:t>
+      </w:r>
+      <w:proofErr w:type="spellStart"/>
+      <w:r>
+        <w:t>review</w:t>
+      </w:r>
+      <w:proofErr w:type="spellEnd"/>
+      <w:r>
+        <w:t xml:space="preserve"> (</w:t>
+      </w:r>
+      <w:proofErr w:type="spellStart"/>
+      <w:r>
+        <w:t>learning</w:t>
+      </w:r>
+      <w:proofErr w:type="spellEnd"/>
+      <w:r>
+        <w:t xml:space="preserve"> management </w:t>
+      </w:r>
+      <w:proofErr w:type="spellStart"/>
+      <w:r>
+        <w:t>systems</w:t>
+      </w:r>
+      <w:proofErr w:type="spellEnd"/>
+      <w:r>
+        <w:t xml:space="preserve">, collaborative platforms, REST architectures, the offline-first </w:t>
+      </w:r>
+      <w:proofErr w:type="spellStart"/>
+      <w:r>
+        <w:t>approach</w:t>
+      </w:r>
+      <w:proofErr w:type="spellEnd"/>
+      <w:r>
+        <w:t xml:space="preserve">), UML </w:t>
+      </w:r>
+      <w:proofErr w:type="spellStart"/>
+      <w:r>
+        <w:t>modelling</w:t>
+      </w:r>
+      <w:proofErr w:type="spellEnd"/>
+      <w:r>
+        <w:t xml:space="preserve">, </w:t>
+      </w:r>
+      <w:proofErr w:type="spellStart"/>
+      <w:r>
+        <w:t>iterative</w:t>
+      </w:r>
+      <w:proofErr w:type="spellEnd"/>
+      <w:r>
+        <w:t xml:space="preserve"> </w:t>
+      </w:r>
+      <w:proofErr w:type="spellStart"/>
+      <w:r>
+        <w:t>development</w:t>
+      </w:r>
+      <w:proofErr w:type="spellEnd"/>
+      <w:r>
+        <w:t xml:space="preserve"> </w:t>
+      </w:r>
+      <w:proofErr w:type="spellStart"/>
+      <w:r>
+        <w:t>following</w:t>
+      </w:r>
+      <w:proofErr w:type="spellEnd"/>
+      <w:r>
+        <w:t xml:space="preserve"> the Agile Scrum </w:t>
+      </w:r>
+      <w:proofErr w:type="spellStart"/>
+      <w:r>
+        <w:t>method</w:t>
+      </w:r>
+      <w:proofErr w:type="spellEnd"/>
+      <w:r>
+        <w:t xml:space="preserve">, a questionnaire </w:t>
+      </w:r>
+      <w:proofErr w:type="spellStart"/>
+      <w:r>
+        <w:t>survey</w:t>
+      </w:r>
+      <w:proofErr w:type="spellEnd"/>
+      <w:r>
+        <w:t xml:space="preserve"> of the AFI </w:t>
+      </w:r>
+      <w:proofErr w:type="spellStart"/>
+      <w:r>
+        <w:t>community</w:t>
+      </w:r>
+      <w:proofErr w:type="spellEnd"/>
+      <w:r>
+        <w:t xml:space="preserve"> and a </w:t>
+      </w:r>
+      <w:proofErr w:type="spellStart"/>
+      <w:r>
+        <w:t>functional</w:t>
+      </w:r>
+      <w:proofErr w:type="spellEnd"/>
+      <w:r>
+        <w:t xml:space="preserve"> </w:t>
+      </w:r>
+      <w:proofErr w:type="spellStart"/>
+      <w:r>
+        <w:t>testing</w:t>
+      </w:r>
+      <w:proofErr w:type="spellEnd"/>
+      <w:r>
+        <w:t xml:space="preserve"> </w:t>
+      </w:r>
+      <w:proofErr w:type="spellStart"/>
+      <w:r>
+        <w:t>campaign</w:t>
+      </w:r>
+      <w:proofErr w:type="spellEnd"/>
+      <w:r>
+        <w:t xml:space="preserve"> on the </w:t>
+      </w:r>
+      <w:proofErr w:type="spellStart"/>
+      <w:r>
+        <w:t>deployed</w:t>
+      </w:r>
+      <w:proofErr w:type="spellEnd"/>
+      <w:r>
+        <w:t xml:space="preserve"> platform. The </w:t>
+      </w:r>
+      <w:proofErr w:type="spellStart"/>
+      <w:r>
+        <w:t>results</w:t>
+      </w:r>
+      <w:proofErr w:type="spellEnd"/>
+      <w:r>
+        <w:t xml:space="preserve"> show </w:t>
+      </w:r>
+      <w:proofErr w:type="spellStart"/>
+      <w:r>
+        <w:t>that</w:t>
+      </w:r>
+      <w:proofErr w:type="spellEnd"/>
+      <w:r>
+        <w:t xml:space="preserve"> AFI-DOCS </w:t>
+      </w:r>
+      <w:proofErr w:type="spellStart"/>
+      <w:r>
+        <w:t>addresses</w:t>
+      </w:r>
+      <w:proofErr w:type="spellEnd"/>
+      <w:r>
+        <w:t xml:space="preserve"> the </w:t>
+      </w:r>
+      <w:proofErr w:type="spellStart"/>
+      <w:r>
+        <w:t>identified</w:t>
+      </w:r>
+      <w:proofErr w:type="spellEnd"/>
+      <w:r>
+        <w:t xml:space="preserve"> </w:t>
+      </w:r>
+      <w:proofErr w:type="spellStart"/>
+      <w:r>
+        <w:t>shortcomings</w:t>
+      </w:r>
+      <w:proofErr w:type="spellEnd"/>
+      <w:r>
+        <w:t xml:space="preserve">: durable centralisation, </w:t>
+      </w:r>
+      <w:proofErr w:type="spellStart"/>
+      <w:r>
+        <w:t>hierarchical</w:t>
+      </w:r>
+      <w:proofErr w:type="spellEnd"/>
+      <w:r>
+        <w:t xml:space="preserve"> classification (programme, </w:t>
+      </w:r>
+      <w:proofErr w:type="spellStart"/>
+      <w:r>
+        <w:t>level</w:t>
+      </w:r>
+      <w:proofErr w:type="spellEnd"/>
+      <w:r>
+        <w:t xml:space="preserve">, </w:t>
+      </w:r>
+      <w:proofErr w:type="spellStart"/>
+      <w:r>
+        <w:t>subject</w:t>
+      </w:r>
+      <w:proofErr w:type="spellEnd"/>
+      <w:r>
+        <w:t xml:space="preserve">, </w:t>
+      </w:r>
+      <w:proofErr w:type="spellStart"/>
+      <w:r>
+        <w:t>semester</w:t>
+      </w:r>
+      <w:proofErr w:type="spellEnd"/>
+      <w:r>
+        <w:t xml:space="preserve">, </w:t>
+      </w:r>
+      <w:proofErr w:type="spellStart"/>
+      <w:r>
+        <w:t>academic</w:t>
+      </w:r>
+      <w:proofErr w:type="spellEnd"/>
+      <w:r>
+        <w:t xml:space="preserve"> </w:t>
+      </w:r>
+      <w:proofErr w:type="spellStart"/>
+      <w:r>
+        <w:t>year</w:t>
+      </w:r>
+      <w:proofErr w:type="spellEnd"/>
+      <w:r>
+        <w:t xml:space="preserve">), </w:t>
+      </w:r>
+      <w:proofErr w:type="spellStart"/>
+      <w:r>
+        <w:t>restricted</w:t>
+      </w:r>
+      <w:proofErr w:type="spellEnd"/>
+      <w:r>
+        <w:t xml:space="preserve"> and relevant </w:t>
+      </w:r>
+      <w:proofErr w:type="spellStart"/>
+      <w:r>
+        <w:t>access</w:t>
+      </w:r>
+      <w:proofErr w:type="spellEnd"/>
+      <w:r>
+        <w:t xml:space="preserve"> </w:t>
+      </w:r>
+      <w:proofErr w:type="spellStart"/>
+      <w:r>
+        <w:t>according</w:t>
+      </w:r>
+      <w:proofErr w:type="spellEnd"/>
+      <w:r>
+        <w:t xml:space="preserve"> to programme and </w:t>
+      </w:r>
+      <w:proofErr w:type="spellStart"/>
+      <w:r>
+        <w:t>level</w:t>
+      </w:r>
+      <w:proofErr w:type="spellEnd"/>
+      <w:r>
+        <w:t xml:space="preserve">, and offline </w:t>
+      </w:r>
+      <w:proofErr w:type="spellStart"/>
+      <w:r>
+        <w:t>availability</w:t>
+      </w:r>
+      <w:proofErr w:type="spellEnd"/>
+      <w:r>
+        <w:t xml:space="preserve">. </w:t>
+      </w:r>
+      <w:proofErr w:type="spellStart"/>
+      <w:r>
+        <w:t>Additional</w:t>
+      </w:r>
+      <w:proofErr w:type="spellEnd"/>
+      <w:r>
+        <w:t xml:space="preserve"> </w:t>
+      </w:r>
+      <w:proofErr w:type="spellStart"/>
+      <w:r>
+        <w:t>features</w:t>
+      </w:r>
+      <w:proofErr w:type="spellEnd"/>
+      <w:r>
+        <w:t xml:space="preserve"> — </w:t>
+      </w:r>
+      <w:proofErr w:type="spellStart"/>
+      <w:r>
+        <w:t>such</w:t>
+      </w:r>
+      <w:proofErr w:type="spellEnd"/>
+      <w:r>
+        <w:t xml:space="preserve"> as </w:t>
+      </w:r>
+      <w:proofErr w:type="spellStart"/>
+      <w:r>
+        <w:t>strengthened</w:t>
+      </w:r>
+      <w:proofErr w:type="spellEnd"/>
+      <w:r>
+        <w:t xml:space="preserve"> </w:t>
+      </w:r>
+      <w:proofErr w:type="spellStart"/>
+      <w:r>
+        <w:t>security</w:t>
+      </w:r>
+      <w:proofErr w:type="spellEnd"/>
+      <w:r>
+        <w:t xml:space="preserve">, notifications, discussion </w:t>
+      </w:r>
+      <w:proofErr w:type="spellStart"/>
+      <w:r>
+        <w:t>spaces</w:t>
+      </w:r>
+      <w:proofErr w:type="spellEnd"/>
+      <w:r>
+        <w:t xml:space="preserve"> and </w:t>
+      </w:r>
+      <w:proofErr w:type="spellStart"/>
+      <w:r>
+        <w:t>teacher</w:t>
+      </w:r>
+      <w:proofErr w:type="spellEnd"/>
+      <w:r>
+        <w:t xml:space="preserve"> </w:t>
+      </w:r>
+      <w:proofErr w:type="spellStart"/>
+      <w:r>
+        <w:t>evaluation</w:t>
+      </w:r>
+      <w:proofErr w:type="spellEnd"/>
+      <w:r>
+        <w:t xml:space="preserve"> — </w:t>
+      </w:r>
+      <w:proofErr w:type="spellStart"/>
+      <w:r>
+        <w:t>complement</w:t>
+      </w:r>
+      <w:proofErr w:type="spellEnd"/>
+      <w:r>
+        <w:t xml:space="preserve"> </w:t>
+      </w:r>
+      <w:proofErr w:type="spellStart"/>
+      <w:r>
+        <w:t>this</w:t>
+      </w:r>
+      <w:proofErr w:type="spellEnd"/>
+      <w:r>
+        <w:t xml:space="preserve"> </w:t>
+      </w:r>
+      <w:proofErr w:type="spellStart"/>
+      <w:r>
+        <w:t>core</w:t>
+      </w:r>
+      <w:proofErr w:type="spellEnd"/>
+      <w:r>
+        <w:t xml:space="preserve"> </w:t>
+      </w:r>
+      <w:proofErr w:type="spellStart"/>
+      <w:r>
+        <w:t>purpose</w:t>
+      </w:r>
+      <w:proofErr w:type="spellEnd"/>
+      <w:r>
+        <w:t>.</w:t>
+      </w:r>
+    </w:p>
+    <w:p>
+      <w:pPr>
+        <w:pStyle w:val="font-claude-response-body"/>
+        <w:spacing w:line="360" w:lineRule="auto"/>
+        <w:jc w:val="both"/>
+      </w:pPr>
+      <w:r>
+        <w:rPr>
+          <w:rStyle w:val="lev"/>
         </w:rPr>
         <w:t>Keywords:</w:t>
       </w:r>
       <w:r>
-        <w:rPr>
-          <w:color w:val="000000"/>
-        </w:rPr>
-        <w:t xml:space="preserve"> learning resources distribution, web and mobile platform, offline-first, Laravel, React Native, higher education.</w:t>
+        <w:t xml:space="preserve"> </w:t>
+      </w:r>
+      <w:proofErr w:type="spellStart"/>
+      <w:r>
+        <w:t>learning</w:t>
+      </w:r>
+      <w:proofErr w:type="spellEnd"/>
+      <w:r>
+        <w:t xml:space="preserve"> </w:t>
+      </w:r>
+      <w:proofErr w:type="spellStart"/>
+      <w:r>
+        <w:t>resources</w:t>
+      </w:r>
+      <w:proofErr w:type="spellEnd"/>
+      <w:r>
+        <w:t xml:space="preserve"> distribution, web and mobile platform, offline-first, </w:t>
+      </w:r>
+      <w:proofErr w:type="spellStart"/>
+      <w:r>
+        <w:t>Laravel</w:t>
+      </w:r>
+      <w:proofErr w:type="spellEnd"/>
+      <w:r>
+        <w:t xml:space="preserve">, React Native, </w:t>
+      </w:r>
+      <w:proofErr w:type="spellStart"/>
+      <w:r>
+        <w:t>higher</w:t>
+      </w:r>
+      <w:proofErr w:type="spellEnd"/>
+      <w:r>
+        <w:t xml:space="preserve"> </w:t>
+      </w:r>
+      <w:proofErr w:type="spellStart"/>
+      <w:r>
+        <w:t>education</w:t>
+      </w:r>
+      <w:proofErr w:type="spellEnd"/>
+      <w:r>
+        <w:t>.</w:t>
       </w:r>
     </w:p>
     <w:p>
@@ -2768,7 +3387,6 @@
         <w:spacing w:after="240" w:line="276" w:lineRule="auto"/>
         <w:jc w:val="center"/>
       </w:pPr>
-      <w:bookmarkStart w:id="6" w:name="X7ee176fb2a7ac3e247252fa1744115e47f03c6b"/>
       <w:r>
         <w:rPr>
           <w:b/>
@@ -8827,6 +9445,11 @@
         <w:pageBreakBefore/>
         <w:spacing w:after="240" w:line="276" w:lineRule="auto"/>
         <w:jc w:val="center"/>
+        <w:rPr>
+          <w:rFonts w:ascii="Times New Roman" w:hAnsi="Times New Roman"/>
+          <w:color w:val="000000"/>
+          <w:sz w:val="28"/>
+        </w:rPr>
       </w:pPr>
       <w:bookmarkStart w:id="10" w:name="introduction-générale"/>
       <w:bookmarkStart w:id="11" w:name="_Toc234893287"/>
@@ -8836,13 +9459,26 @@
           <w:color w:val="000000"/>
           <w:sz w:val="28"/>
         </w:rPr>
-        <w:t>Introduction générale</w:t>
+        <w:t xml:space="preserve">Introduction </w:t>
+      </w:r>
+      <w:r>
+        <w:rPr>
+          <w:rFonts w:ascii="Times New Roman" w:hAnsi="Times New Roman"/>
+          <w:color w:val="000000"/>
+          <w:sz w:val="28"/>
+        </w:rPr>
+        <w:t>Générale</w:t>
       </w:r>
       <w:bookmarkEnd w:id="10"/>
       <w:bookmarkEnd w:id="11"/>
     </w:p>
     <w:p>
       <w:pPr>
+        <w:pStyle w:val="Corpsdetexte"/>
+      </w:pPr>
+    </w:p>
+    <w:p>
+      <w:pPr>
         <w:pStyle w:val="FirstParagraph"/>
         <w:spacing w:after="120" w:line="360" w:lineRule="auto"/>
         <w:jc w:val="both"/>
@@ -8864,7 +9500,81 @@
         <w:rPr>
           <w:color w:val="000000"/>
         </w:rPr>
-        <w:t>Dans ce contexte, AFI — L’Université de l’Entreprise, école supérieure privée sénégalaise, accueille des étudiants en Licence et en Master dans des filières aussi diverses que le Génie Logiciel, la Banque-Assurance-Finance, la Gestion des Ressources Humaines, le Marketing ou le Management Juridique. Malgré la diversité de ces formations et la croissance régulière de ses effectifs, la diffusion des ressources pédagogiques — cours, supports de TD, annales, guides — repose encore sur des canaux informels et fragmentés : groupes WhatsApp par promotion, transferts directs de fichiers entre étudiants, ou partages ponctuels par messagerie électronique. Cette réalité, si elle présente une certaine souplesse opérationnelle, révèle des limites structurelles qui compromettent durablement la qualité et l’équité de l’accès au savoir au sein de l’institution.</w:t>
+        <w:t xml:space="preserve">Dans ce contexte, AFI — L’Université de l’Entreprise, école supérieure privée sénégalaise, accueille des étudiants en Licence et en Master dans des filières aussi diverses que le Génie Logiciel, la Banque-Assurance-Finance, la Gestion des Ressources Humaines, le Marketing ou le Management Juridique. Malgré la diversité de ces formations et la croissance régulière de ses effectifs, la diffusion des ressources </w:t>
+      </w:r>
+      <w:proofErr w:type="spellStart"/>
+      <w:r>
+        <w:rPr>
+          <w:color w:val="000000"/>
+        </w:rPr>
+        <w:t>pédagogiques</w:t>
+      </w:r>
+      <w:proofErr w:type="spellEnd"/>
+      <w:r>
+        <w:rPr>
+          <w:color w:val="000000"/>
+        </w:rPr>
+        <w:t xml:space="preserve"> </w:t>
+      </w:r>
+      <w:r>
+        <w:rPr>
+          <w:color w:val="000000"/>
+        </w:rPr>
+        <w:t>(</w:t>
+      </w:r>
+      <w:proofErr w:type="spellStart"/>
+      <w:r>
+        <w:rPr>
+          <w:color w:val="000000"/>
+        </w:rPr>
+        <w:t>cours</w:t>
+      </w:r>
+      <w:proofErr w:type="spellEnd"/>
+      <w:r>
+        <w:rPr>
+          <w:color w:val="000000"/>
+        </w:rPr>
+        <w:t xml:space="preserve">, supports de TD, </w:t>
+      </w:r>
+      <w:proofErr w:type="spellStart"/>
+      <w:r>
+        <w:rPr>
+          <w:color w:val="000000"/>
+        </w:rPr>
+        <w:t>annales</w:t>
+      </w:r>
+      <w:proofErr w:type="spellEnd"/>
+      <w:r>
+        <w:rPr>
+          <w:color w:val="000000"/>
+        </w:rPr>
+        <w:t>, guides</w:t>
+      </w:r>
+      <w:r>
+        <w:rPr>
+          <w:color w:val="000000"/>
+        </w:rPr>
+        <w:t xml:space="preserve">) </w:t>
+      </w:r>
+      <w:r>
+        <w:rPr>
+          <w:color w:val="000000"/>
+        </w:rPr>
+        <w:t xml:space="preserve">repose encore sur des canaux informels et </w:t>
+      </w:r>
+      <w:proofErr w:type="gramStart"/>
+      <w:r>
+        <w:rPr>
+          <w:color w:val="000000"/>
+        </w:rPr>
+        <w:t>fragmentés :</w:t>
+      </w:r>
+      <w:proofErr w:type="gramEnd"/>
+      <w:r>
+        <w:rPr>
+          <w:color w:val="000000"/>
+        </w:rPr>
+        <w:t xml:space="preserve"> groupes WhatsApp par promotion, transferts directs de fichiers entre étudiants, ou partages ponctuels par messagerie électronique. Cette réalité, si elle présente une certaine souplesse opérationnelle, révèle des limites structurelles qui compromettent durablement la qualité et l’équité de l’accès au savoir au sein de l’institution.</w:t>
       </w:r>
     </w:p>
     <w:p>
@@ -22403,6 +23113,7 @@
     <w:lsdException w:name="toc 2" w:uiPriority="39"/>
     <w:lsdException w:name="toc 3" w:uiPriority="39"/>
     <w:lsdException w:name="Hyperlink" w:uiPriority="99"/>
+    <w:lsdException w:name="Strong" w:uiPriority="22" w:qFormat="1"/>
     <w:lsdException w:name="Normal Table" w:semiHidden="1" w:unhideWhenUsed="1"/>
     <w:lsdException w:name="Table Simple 1" w:semiHidden="1" w:unhideWhenUsed="1"/>
     <w:lsdException w:name="Table Simple 2" w:semiHidden="1" w:unhideWhenUsed="1"/>
@@ -22831,7 +23542,6 @@
   <w:style w:type="character" w:default="1" w:styleId="Policepardfaut">
     <w:name w:val="Default Paragraph Font"/>
     <w:uiPriority w:val="1"/>
-    <w:semiHidden/>
     <w:unhideWhenUsed/>
   </w:style>
   <w:style w:type="table" w:default="1" w:styleId="TableauNormal">
@@ -23430,6 +24140,29 @@
       <w:lang w:val="fr-SN"/>
     </w:rPr>
   </w:style>
+  <w:style w:type="paragraph" w:customStyle="1" w:styleId="font-claude-response-body">
+    <w:name w:val="font-claude-response-body"/>
+    <w:basedOn w:val="Normal"/>
+    <w:rsid w:val="00744246"/>
+    <w:pPr>
+      <w:spacing w:before="100" w:beforeAutospacing="1" w:after="100" w:afterAutospacing="1"/>
+    </w:pPr>
+    <w:rPr>
+      <w:rFonts w:eastAsia="Times New Roman" w:cs="Times New Roman"/>
+      <w:lang w:val="fr-FR" w:eastAsia="fr-FR"/>
+    </w:rPr>
+  </w:style>
+  <w:style w:type="character" w:styleId="lev">
+    <w:name w:val="Strong"/>
+    <w:basedOn w:val="Policepardfaut"/>
+    <w:uiPriority w:val="22"/>
+    <w:qFormat/>
+    <w:rsid w:val="00744246"/>
+    <w:rPr>
+      <w:b/>
+      <w:bCs/>
+    </w:rPr>
+  </w:style>
 </w:styles>
 </file>
 
